--- a/business_document/06_regulatory_whitepapers/DOC-36_IFRS9_ECL_Calculation_Dossier.docx
+++ b/business_document/06_regulatory_whitepapers/DOC-36_IFRS9_ECL_Calculation_Dossier.docx
@@ -1747,7 +1747,7 @@
           <w:color w:val="222222"/>
           <w:sz w:val="19"/>
         </w:rPr>
-        <w:t>(Default CCF = 20% for retail lines, 50% for corporate limits per Basel III guidelines).</w:t>
+        <w:t>(Default CCF = 20% for retail lines, 50% for corporate limits per the bank's IFRS-9 policy calibration (Basel reference CCFs range 40–75%)).</w:t>
       </w:r>
     </w:p>
     <w:p>

--- a/business_document/06_regulatory_whitepapers/DOC-36_IFRS9_ECL_Calculation_Dossier.docx
+++ b/business_document/06_regulatory_whitepapers/DOC-36_IFRS9_ECL_Calculation_Dossier.docx
@@ -1096,17 +1096,7 @@
                 <w:color w:val="1E2660"/>
                 <w:sz w:val="18"/>
               </w:rPr>
-              <w:t xml:space="preserve">System Architecture Specification (Mermaid DSL):  </w:t>
-            </w:r>
-            <w:r>
-              <w:rPr>
-                <w:rFonts w:ascii="Calibri" w:hAnsi="Calibri" w:eastAsia="Calibri"/>
-                <w:b w:val="0"/>
-                <w:i w:val="0"/>
-                <w:color w:val="222222"/>
-                <w:sz w:val="18"/>
-              </w:rPr>
-              <w:t>[Diagram Topology: flowchart LR]</w:t>
+              <w:t>System Architecture Specification (Mermaid DSL):  [Diagram Topology: flowchart LR]</w:t>
               <w:br/>
               <w:t>flowchart LR</w:t>
               <w:br/>
@@ -1117,7 +1107,16 @@
               <w:t xml:space="preserve">    end</w:t>
               <w:br/>
               <w:br/>
-              <w:t xml:space="preserve">    subgraph S2 ["Stage 2: Underperforming Assets"]</w:t>
+              <w:t xml:space="preserve">    subgraph S2 ["Stage 2: Underperforming Assets"]        N2["SICR Trigger&lt;br/&gt;30+ DPD or Qualitative Deterioration&lt;br/&gt;Lifetime ECL&lt;br/&gt;Interest on Net Carrying"]    end    subgraph S3 ["Stage 3: Credit-Impaired"]        N3["Default - 90+ DPD&lt;br/&gt;Lifetime ECL&lt;br/&gt;Gross Interest Suspension"]    end</w:t>
+            </w:r>
+            <w:r>
+              <w:rPr>
+                <w:rFonts w:ascii="Calibri" w:hAnsi="Calibri" w:eastAsia="Calibri"/>
+                <w:b w:val="0"/>
+                <w:i w:val="0"/>
+                <w:color w:val="222222"/>
+                <w:sz w:val="18"/>
+              </w:rPr>
             </w:r>
           </w:p>
         </w:tc>
